--- a/transcribed_interviews/colombia_andrea_ortega.docx
+++ b/transcribed_interviews/colombia_andrea_ortega.docx
@@ -623,7 +623,7 @@
           <w:lang w:eastAsia="ja-JP"/>
           <w14:ligatures w14:val="none"/>
         </w:rPr>
-        <w:t xml:space="preserve">[00:00 - 00:20] </w:t>
+        <w:t xml:space="preserve"/>
       </w:r>
       <w:r>
         <w:rPr>
@@ -661,7 +661,7 @@
           <w:lang w:eastAsia="ja-JP"/>
           <w14:ligatures w14:val="none"/>
         </w:rPr>
-        <w:t xml:space="preserve">[00:20 - 00:34] </w:t>
+        <w:t xml:space="preserve"/>
       </w:r>
       <w:r>
         <w:rPr>
@@ -743,7 +743,7 @@
           <w:lang w:eastAsia="ja-JP"/>
           <w14:ligatures w14:val="none"/>
         </w:rPr>
-        <w:t xml:space="preserve">[00:36 - 00:51] </w:t>
+        <w:t xml:space="preserve"/>
       </w:r>
       <w:r>
         <w:rPr>
@@ -781,7 +781,7 @@
           <w:lang w:eastAsia="ja-JP"/>
           <w14:ligatures w14:val="none"/>
         </w:rPr>
-        <w:t xml:space="preserve">[00:51 - 01:12] </w:t>
+        <w:t xml:space="preserve"/>
       </w:r>
       <w:r>
         <w:rPr>
@@ -819,7 +819,7 @@
           <w:lang w:eastAsia="ja-JP"/>
           <w14:ligatures w14:val="none"/>
         </w:rPr>
-        <w:t xml:space="preserve">[01:12 - 01:20] </w:t>
+        <w:t xml:space="preserve"/>
       </w:r>
       <w:r>
         <w:rPr>
@@ -858,7 +858,7 @@
           <w14:ligatures w14:val="none"/>
         </w:rPr>
         <w:lastRenderedPageBreak/>
-        <w:t xml:space="preserve">[01:21 - 01:41] </w:t>
+        <w:t xml:space="preserve"/>
       </w:r>
       <w:r>
         <w:rPr>
@@ -896,7 +896,7 @@
           <w:lang w:eastAsia="ja-JP"/>
           <w14:ligatures w14:val="none"/>
         </w:rPr>
-        <w:t xml:space="preserve">[01:42 - 01:51] </w:t>
+        <w:t xml:space="preserve"/>
       </w:r>
       <w:r>
         <w:rPr>
@@ -934,7 +934,7 @@
           <w:lang w:eastAsia="ja-JP"/>
           <w14:ligatures w14:val="none"/>
         </w:rPr>
-        <w:t xml:space="preserve">[01:51 - 02:08] </w:t>
+        <w:t xml:space="preserve"/>
       </w:r>
       <w:r>
         <w:rPr>
@@ -972,7 +972,7 @@
           <w:lang w:eastAsia="ja-JP"/>
           <w14:ligatures w14:val="none"/>
         </w:rPr>
-        <w:t xml:space="preserve">[02:08 - 02:20] </w:t>
+        <w:t xml:space="preserve"/>
       </w:r>
       <w:r>
         <w:rPr>
@@ -1010,7 +1010,7 @@
           <w:lang w:eastAsia="ja-JP"/>
           <w14:ligatures w14:val="none"/>
         </w:rPr>
-        <w:t xml:space="preserve">[02:21 - 02:37] </w:t>
+        <w:t xml:space="preserve"/>
       </w:r>
       <w:r>
         <w:rPr>
@@ -1048,7 +1048,7 @@
           <w:lang w:eastAsia="ja-JP"/>
           <w14:ligatures w14:val="none"/>
         </w:rPr>
-        <w:t xml:space="preserve">[02:37 - 02:48] </w:t>
+        <w:t xml:space="preserve"/>
       </w:r>
       <w:r>
         <w:rPr>
@@ -1132,7 +1132,7 @@
           <w:lang w:eastAsia="ja-JP"/>
           <w14:ligatures w14:val="none"/>
         </w:rPr>
-        <w:t xml:space="preserve">[02:48 - 03:15] </w:t>
+        <w:t xml:space="preserve"/>
       </w:r>
       <w:r>
         <w:rPr>
@@ -1216,7 +1216,7 @@
           <w:lang w:eastAsia="ja-JP"/>
           <w14:ligatures w14:val="none"/>
         </w:rPr>
-        <w:t xml:space="preserve">[03:16 - 03:19] </w:t>
+        <w:t xml:space="preserve"/>
       </w:r>
       <w:r>
         <w:rPr>
@@ -1254,7 +1254,7 @@
           <w:lang w:eastAsia="ja-JP"/>
           <w14:ligatures w14:val="none"/>
         </w:rPr>
-        <w:t xml:space="preserve">[03:20 - 03:36] </w:t>
+        <w:t xml:space="preserve"/>
       </w:r>
       <w:r>
         <w:rPr>
@@ -1292,7 +1292,7 @@
           <w:lang w:eastAsia="ja-JP"/>
           <w14:ligatures w14:val="none"/>
         </w:rPr>
-        <w:t xml:space="preserve">[03:36 - 03:45] </w:t>
+        <w:t xml:space="preserve"/>
       </w:r>
       <w:r>
         <w:rPr>
@@ -1330,7 +1330,7 @@
           <w:lang w:eastAsia="ja-JP"/>
           <w14:ligatures w14:val="none"/>
         </w:rPr>
-        <w:t xml:space="preserve">[03:45 - 03:49] </w:t>
+        <w:t xml:space="preserve"/>
       </w:r>
       <w:r>
         <w:rPr>
@@ -1369,7 +1369,7 @@
           <w14:ligatures w14:val="none"/>
         </w:rPr>
         <w:lastRenderedPageBreak/>
-        <w:t xml:space="preserve">[03:50 - 04:04] </w:t>
+        <w:t xml:space="preserve"/>
       </w:r>
       <w:r>
         <w:rPr>
@@ -1407,7 +1407,7 @@
           <w:lang w:eastAsia="ja-JP"/>
           <w14:ligatures w14:val="none"/>
         </w:rPr>
-        <w:t xml:space="preserve">[04:04 - 04:11] </w:t>
+        <w:t xml:space="preserve"/>
       </w:r>
       <w:r>
         <w:rPr>
@@ -1445,7 +1445,7 @@
           <w:lang w:eastAsia="ja-JP"/>
           <w14:ligatures w14:val="none"/>
         </w:rPr>
-        <w:t xml:space="preserve">[04:11 - 04:19] </w:t>
+        <w:t xml:space="preserve"/>
       </w:r>
       <w:r>
         <w:rPr>
@@ -1483,7 +1483,7 @@
           <w:lang w:eastAsia="ja-JP"/>
           <w14:ligatures w14:val="none"/>
         </w:rPr>
-        <w:t xml:space="preserve">[04:20 - 04:27] </w:t>
+        <w:t xml:space="preserve"/>
       </w:r>
       <w:r>
         <w:rPr>
@@ -1521,7 +1521,7 @@
           <w:lang w:eastAsia="ja-JP"/>
           <w14:ligatures w14:val="none"/>
         </w:rPr>
-        <w:t xml:space="preserve">[04:27 - 04:40] </w:t>
+        <w:t xml:space="preserve"/>
       </w:r>
       <w:r>
         <w:rPr>
@@ -1559,7 +1559,7 @@
           <w:lang w:eastAsia="ja-JP"/>
           <w14:ligatures w14:val="none"/>
         </w:rPr>
-        <w:t xml:space="preserve">[04:40 - 04:49] </w:t>
+        <w:t xml:space="preserve"/>
       </w:r>
       <w:r>
         <w:rPr>
@@ -1597,7 +1597,7 @@
           <w:lang w:eastAsia="ja-JP"/>
           <w14:ligatures w14:val="none"/>
         </w:rPr>
-        <w:t xml:space="preserve">[04:50 - 05:17] </w:t>
+        <w:t xml:space="preserve"/>
       </w:r>
       <w:r>
         <w:rPr>
@@ -1635,7 +1635,7 @@
           <w:lang w:eastAsia="ja-JP"/>
           <w14:ligatures w14:val="none"/>
         </w:rPr>
-        <w:t xml:space="preserve">[05:18 - 05:19] </w:t>
+        <w:t xml:space="preserve"/>
       </w:r>
       <w:r>
         <w:rPr>
@@ -1673,7 +1673,7 @@
           <w:lang w:eastAsia="ja-JP"/>
           <w14:ligatures w14:val="none"/>
         </w:rPr>
-        <w:t xml:space="preserve">[05:20 - 05:37] </w:t>
+        <w:t xml:space="preserve"/>
       </w:r>
       <w:r>
         <w:rPr>
@@ -1711,7 +1711,7 @@
           <w:lang w:eastAsia="ja-JP"/>
           <w14:ligatures w14:val="none"/>
         </w:rPr>
-        <w:t xml:space="preserve">[05:37 - 05:48] </w:t>
+        <w:t xml:space="preserve"/>
       </w:r>
       <w:r>
         <w:rPr>
@@ -1749,7 +1749,7 @@
           <w:lang w:eastAsia="ja-JP"/>
           <w14:ligatures w14:val="none"/>
         </w:rPr>
-        <w:t xml:space="preserve">[05:48 - 05:57] </w:t>
+        <w:t xml:space="preserve"/>
       </w:r>
       <w:r>
         <w:rPr>
@@ -1834,7 +1834,7 @@
           <w14:ligatures w14:val="none"/>
         </w:rPr>
         <w:lastRenderedPageBreak/>
-        <w:t xml:space="preserve">[05:59 - 06:18] </w:t>
+        <w:t xml:space="preserve"/>
       </w:r>
       <w:r>
         <w:rPr>
@@ -1872,7 +1872,7 @@
           <w:lang w:eastAsia="ja-JP"/>
           <w14:ligatures w14:val="none"/>
         </w:rPr>
-        <w:t xml:space="preserve">[06:18 - 06:22] </w:t>
+        <w:t xml:space="preserve"/>
       </w:r>
       <w:r>
         <w:rPr>
@@ -1956,7 +1956,7 @@
           <w:lang w:eastAsia="ja-JP"/>
           <w14:ligatures w14:val="none"/>
         </w:rPr>
-        <w:t xml:space="preserve">[06:23 - 06:47] </w:t>
+        <w:t xml:space="preserve"/>
       </w:r>
       <w:r>
         <w:rPr>
@@ -1994,7 +1994,7 @@
           <w:lang w:eastAsia="ja-JP"/>
           <w14:ligatures w14:val="none"/>
         </w:rPr>
-        <w:t xml:space="preserve">[06:48 - 07:17] </w:t>
+        <w:t xml:space="preserve"/>
       </w:r>
       <w:r>
         <w:rPr>
@@ -2032,7 +2032,7 @@
           <w:lang w:eastAsia="ja-JP"/>
           <w14:ligatures w14:val="none"/>
         </w:rPr>
-        <w:t xml:space="preserve">[07:17 - 07:18] </w:t>
+        <w:t xml:space="preserve"/>
       </w:r>
       <w:r>
         <w:rPr>
@@ -2070,7 +2070,7 @@
           <w:lang w:eastAsia="ja-JP"/>
           <w14:ligatures w14:val="none"/>
         </w:rPr>
-        <w:t xml:space="preserve">[07:18 - 07:44] </w:t>
+        <w:t xml:space="preserve"/>
       </w:r>
       <w:r>
         <w:rPr>
@@ -2108,7 +2108,7 @@
           <w:lang w:eastAsia="ja-JP"/>
           <w14:ligatures w14:val="none"/>
         </w:rPr>
-        <w:t xml:space="preserve">[07:44 - 07:48] </w:t>
+        <w:t xml:space="preserve"/>
       </w:r>
       <w:r>
         <w:rPr>
@@ -2146,45 +2146,45 @@
           <w:lang w:eastAsia="ja-JP"/>
           <w14:ligatures w14:val="none"/>
         </w:rPr>
-        <w:t>[0</w:t>
-      </w:r>
-      <w:r>
-        <w:rPr>
-          <w:rFonts w:ascii="Aptos" w:eastAsia="Aptos" w:hAnsi="Aptos" w:cs="Aptos"/>
-          <w:color w:val="000000" w:themeColor="text1"/>
-          <w:kern w:val="0"/>
-          <w:sz w:val="24"/>
-          <w:szCs w:val="24"/>
-          <w:lang w:eastAsia="ja-JP"/>
-          <w14:ligatures w14:val="none"/>
-        </w:rPr>
-        <w:t>7:48 - 08:08] Y eso no es no es bueno para la salud. Entonces, todos los materiales en flow son materiales que también evocan todo lo que tiene que ver con eso orgánico. La geometría sagrada que existe en cada uno de los triangulitos de la forma del flow está construido de manera tal para que las personas realmente encuentren ahí un bienestar.</w:t>
-      </w:r>
-    </w:p>
-    <w:p>
-      <w:pPr>
-        <w:jc w:val="both"/>
-        <w:rPr>
-          <w:rFonts w:ascii="Aptos" w:eastAsia="Aptos" w:hAnsi="Aptos" w:cs="Aptos"/>
-          <w:color w:val="000000" w:themeColor="text1"/>
-          <w:kern w:val="0"/>
-          <w:sz w:val="24"/>
-          <w:szCs w:val="24"/>
-          <w:lang w:eastAsia="ja-JP"/>
-          <w14:ligatures w14:val="none"/>
-        </w:rPr>
-      </w:pPr>
-      <w:r>
-        <w:rPr>
-          <w:rFonts w:ascii="Aptos" w:eastAsia="Aptos" w:hAnsi="Aptos" w:cs="Aptos"/>
-          <w:color w:val="4472C4" w:themeColor="accent1"/>
-          <w:kern w:val="0"/>
-          <w:sz w:val="24"/>
-          <w:szCs w:val="24"/>
-          <w:lang w:eastAsia="ja-JP"/>
-          <w14:ligatures w14:val="none"/>
-        </w:rPr>
-        <w:t xml:space="preserve">[08:08 - 08:18] </w:t>
+        <w:t/>
+      </w:r>
+      <w:r>
+        <w:rPr>
+          <w:rFonts w:ascii="Aptos" w:eastAsia="Aptos" w:hAnsi="Aptos" w:cs="Aptos"/>
+          <w:color w:val="000000" w:themeColor="text1"/>
+          <w:kern w:val="0"/>
+          <w:sz w:val="24"/>
+          <w:szCs w:val="24"/>
+          <w:lang w:eastAsia="ja-JP"/>
+          <w14:ligatures w14:val="none"/>
+        </w:rPr>
+        <w:t>Y eso no es no es bueno para la salud. Entonces, todos los materiales en flow son materiales que también evocan todo lo que tiene que ver con eso orgánico. La geometría sagrada que existe en cada uno de los triangulitos de la forma del flow está construido de manera tal para que las personas realmente encuentren ahí un bienestar.</w:t>
+      </w:r>
+    </w:p>
+    <w:p>
+      <w:pPr>
+        <w:jc w:val="both"/>
+        <w:rPr>
+          <w:rFonts w:ascii="Aptos" w:eastAsia="Aptos" w:hAnsi="Aptos" w:cs="Aptos"/>
+          <w:color w:val="000000" w:themeColor="text1"/>
+          <w:kern w:val="0"/>
+          <w:sz w:val="24"/>
+          <w:szCs w:val="24"/>
+          <w:lang w:eastAsia="ja-JP"/>
+          <w14:ligatures w14:val="none"/>
+        </w:rPr>
+      </w:pPr>
+      <w:r>
+        <w:rPr>
+          <w:rFonts w:ascii="Aptos" w:eastAsia="Aptos" w:hAnsi="Aptos" w:cs="Aptos"/>
+          <w:color w:val="4472C4" w:themeColor="accent1"/>
+          <w:kern w:val="0"/>
+          <w:sz w:val="24"/>
+          <w:szCs w:val="24"/>
+          <w:lang w:eastAsia="ja-JP"/>
+          <w14:ligatures w14:val="none"/>
+        </w:rPr>
+        <w:t xml:space="preserve"/>
       </w:r>
       <w:r>
         <w:rPr>
@@ -2223,7 +2223,7 @@
           <w14:ligatures w14:val="none"/>
         </w:rPr>
         <w:lastRenderedPageBreak/>
-        <w:t xml:space="preserve">[08:18 - 08:46] </w:t>
+        <w:t xml:space="preserve"/>
       </w:r>
       <w:r>
         <w:rPr>
@@ -2261,7 +2261,7 @@
           <w:lang w:eastAsia="ja-JP"/>
           <w14:ligatures w14:val="none"/>
         </w:rPr>
-        <w:t xml:space="preserve">[08:46 - 08:56] </w:t>
+        <w:t xml:space="preserve"/>
       </w:r>
       <w:r>
         <w:rPr>
@@ -2343,7 +2343,7 @@
           <w:lang w:eastAsia="ja-JP"/>
           <w14:ligatures w14:val="none"/>
         </w:rPr>
-        <w:t xml:space="preserve">[08:57 - 09:14] </w:t>
+        <w:t xml:space="preserve"/>
       </w:r>
       <w:r>
         <w:rPr>
@@ -2381,7 +2381,7 @@
           <w:lang w:eastAsia="ja-JP"/>
           <w14:ligatures w14:val="none"/>
         </w:rPr>
-        <w:t xml:space="preserve">[09:15 - 09:27] </w:t>
+        <w:t xml:space="preserve"/>
       </w:r>
       <w:r>
         <w:rPr>
@@ -2419,7 +2419,7 @@
           <w:lang w:eastAsia="ja-JP"/>
           <w14:ligatures w14:val="none"/>
         </w:rPr>
-        <w:t xml:space="preserve">[09:27 - 09:30] </w:t>
+        <w:t xml:space="preserve"/>
       </w:r>
       <w:r>
         <w:rPr>
@@ -2457,7 +2457,7 @@
           <w:lang w:eastAsia="ja-JP"/>
           <w14:ligatures w14:val="none"/>
         </w:rPr>
-        <w:t xml:space="preserve">[09:31 - 09:47] </w:t>
+        <w:t xml:space="preserve"/>
       </w:r>
       <w:r>
         <w:rPr>
@@ -2495,7 +2495,7 @@
           <w:lang w:eastAsia="ja-JP"/>
           <w14:ligatures w14:val="none"/>
         </w:rPr>
-        <w:t xml:space="preserve">[09:47 - 09:56] </w:t>
+        <w:t xml:space="preserve"/>
       </w:r>
       <w:r>
         <w:rPr>
@@ -2577,7 +2577,7 @@
           <w:lang w:eastAsia="ja-JP"/>
           <w14:ligatures w14:val="none"/>
         </w:rPr>
-        <w:t xml:space="preserve">[09:57 - 10:09] </w:t>
+        <w:t xml:space="preserve"/>
       </w:r>
       <w:r>
         <w:rPr>
@@ -2615,7 +2615,7 @@
           <w:lang w:eastAsia="ja-JP"/>
           <w14:ligatures w14:val="none"/>
         </w:rPr>
-        <w:t xml:space="preserve">[10:09 - 10:21] </w:t>
+        <w:t xml:space="preserve"/>
       </w:r>
       <w:r>
         <w:rPr>
@@ -2654,7 +2654,7 @@
           <w14:ligatures w14:val="none"/>
         </w:rPr>
         <w:lastRenderedPageBreak/>
-        <w:t xml:space="preserve">[10:21 - 10:32] </w:t>
+        <w:t xml:space="preserve"/>
       </w:r>
       <w:r>
         <w:rPr>
@@ -2692,7 +2692,7 @@
           <w:lang w:eastAsia="ja-JP"/>
           <w14:ligatures w14:val="none"/>
         </w:rPr>
-        <w:t xml:space="preserve">[10:33 - 10:45] </w:t>
+        <w:t xml:space="preserve"/>
       </w:r>
       <w:r>
         <w:rPr>
@@ -2730,7 +2730,7 @@
           <w:lang w:eastAsia="ja-JP"/>
           <w14:ligatures w14:val="none"/>
         </w:rPr>
-        <w:t xml:space="preserve">[10:45 - 10:57] </w:t>
+        <w:t xml:space="preserve"/>
       </w:r>
       <w:r>
         <w:rPr>
@@ -2768,7 +2768,7 @@
           <w:lang w:eastAsia="ja-JP"/>
           <w14:ligatures w14:val="none"/>
         </w:rPr>
-        <w:t xml:space="preserve">[10:57 - 11:08] </w:t>
+        <w:t xml:space="preserve"/>
       </w:r>
       <w:r>
         <w:rPr>
@@ -2806,7 +2806,7 @@
           <w:lang w:eastAsia="ja-JP"/>
           <w14:ligatures w14:val="none"/>
         </w:rPr>
-        <w:t xml:space="preserve">[11:08 - 11:18] </w:t>
+        <w:t xml:space="preserve"/>
       </w:r>
       <w:r>
         <w:rPr>
@@ -2844,7 +2844,7 @@
           <w:lang w:eastAsia="ja-JP"/>
           <w14:ligatures w14:val="none"/>
         </w:rPr>
-        <w:t xml:space="preserve">[11:18 - 11:29] </w:t>
+        <w:t xml:space="preserve"/>
       </w:r>
       <w:r>
         <w:rPr>
@@ -2882,7 +2882,7 @@
           <w:lang w:eastAsia="ja-JP"/>
           <w14:ligatures w14:val="none"/>
         </w:rPr>
-        <w:t xml:space="preserve">[11:29 - 11:35] </w:t>
+        <w:t xml:space="preserve"/>
       </w:r>
       <w:r>
         <w:rPr>
@@ -2920,7 +2920,7 @@
           <w:lang w:eastAsia="ja-JP"/>
           <w14:ligatures w14:val="none"/>
         </w:rPr>
-        <w:t xml:space="preserve">[11:36 - 11:48] </w:t>
+        <w:t xml:space="preserve"/>
       </w:r>
       <w:r>
         <w:rPr>
@@ -2958,7 +2958,7 @@
           <w:lang w:eastAsia="ja-JP"/>
           <w14:ligatures w14:val="none"/>
         </w:rPr>
-        <w:t xml:space="preserve">[11:48 - 12:00] </w:t>
+        <w:t xml:space="preserve"/>
       </w:r>
       <w:r>
         <w:rPr>
@@ -2996,7 +2996,7 @@
           <w:lang w:eastAsia="ja-JP"/>
           <w14:ligatures w14:val="none"/>
         </w:rPr>
-        <w:t xml:space="preserve">[12:00 - 12:10] </w:t>
+        <w:t xml:space="preserve"/>
       </w:r>
       <w:r>
         <w:rPr>
@@ -3034,7 +3034,7 @@
           <w:lang w:eastAsia="ja-JP"/>
           <w14:ligatures w14:val="none"/>
         </w:rPr>
-        <w:t xml:space="preserve">[12:10 - 12:18] </w:t>
+        <w:t xml:space="preserve"/>
       </w:r>
       <w:r>
         <w:rPr>
@@ -3072,7 +3072,7 @@
           <w:lang w:eastAsia="ja-JP"/>
           <w14:ligatures w14:val="none"/>
         </w:rPr>
-        <w:t xml:space="preserve">[12:18 - 12:30] </w:t>
+        <w:t xml:space="preserve"/>
       </w:r>
       <w:r>
         <w:rPr>
@@ -3110,7 +3110,7 @@
           <w:lang w:eastAsia="ja-JP"/>
           <w14:ligatures w14:val="none"/>
         </w:rPr>
-        <w:t xml:space="preserve">[12:30 - 12:40] </w:t>
+        <w:t xml:space="preserve"/>
       </w:r>
       <w:r>
         <w:rPr>
@@ -3149,7 +3149,7 @@
           <w14:ligatures w14:val="none"/>
         </w:rPr>
         <w:lastRenderedPageBreak/>
-        <w:t xml:space="preserve">[12:40 - 12:51] </w:t>
+        <w:t xml:space="preserve"/>
       </w:r>
       <w:r>
         <w:rPr>
@@ -3187,7 +3187,7 @@
           <w:lang w:eastAsia="ja-JP"/>
           <w14:ligatures w14:val="none"/>
         </w:rPr>
-        <w:t xml:space="preserve">[12:51 - 13:02] </w:t>
+        <w:t xml:space="preserve"/>
       </w:r>
       <w:r>
         <w:rPr>
@@ -3225,7 +3225,7 @@
           <w:lang w:eastAsia="ja-JP"/>
           <w14:ligatures w14:val="none"/>
         </w:rPr>
-        <w:t xml:space="preserve">[13:02 - 13:13] </w:t>
+        <w:t xml:space="preserve"/>
       </w:r>
       <w:r>
         <w:rPr>
@@ -3263,7 +3263,7 @@
           <w:lang w:eastAsia="ja-JP"/>
           <w14:ligatures w14:val="none"/>
         </w:rPr>
-        <w:t xml:space="preserve">[13:13 - 13:23] </w:t>
+        <w:t xml:space="preserve"/>
       </w:r>
       <w:r>
         <w:rPr>
@@ -3301,7 +3301,7 @@
           <w:lang w:eastAsia="ja-JP"/>
           <w14:ligatures w14:val="none"/>
         </w:rPr>
-        <w:t xml:space="preserve">[13:23 - 13:36] </w:t>
+        <w:t xml:space="preserve"/>
       </w:r>
       <w:r>
         <w:rPr>
@@ -3383,7 +3383,7 @@
           <w:lang w:eastAsia="ja-JP"/>
           <w14:ligatures w14:val="none"/>
         </w:rPr>
-        <w:t xml:space="preserve">[13:37 - 13:47] </w:t>
+        <w:t xml:space="preserve"/>
       </w:r>
       <w:r>
         <w:rPr>
@@ -3421,7 +3421,7 @@
           <w:lang w:eastAsia="ja-JP"/>
           <w14:ligatures w14:val="none"/>
         </w:rPr>
-        <w:t xml:space="preserve">[13:48 - 13:56] </w:t>
+        <w:t xml:space="preserve"/>
       </w:r>
       <w:r>
         <w:rPr>
@@ -3503,7 +3503,7 @@
           <w:lang w:eastAsia="ja-JP"/>
           <w14:ligatures w14:val="none"/>
         </w:rPr>
-        <w:t xml:space="preserve">[13:59 - 14:09] </w:t>
+        <w:t xml:space="preserve"/>
       </w:r>
       <w:r>
         <w:rPr>
@@ -3541,7 +3541,7 @@
           <w:lang w:eastAsia="ja-JP"/>
           <w14:ligatures w14:val="none"/>
         </w:rPr>
-        <w:t xml:space="preserve">[14:10 - 14:21] </w:t>
+        <w:t xml:space="preserve"/>
       </w:r>
       <w:r>
         <w:rPr>
@@ -3579,7 +3579,7 @@
           <w:lang w:eastAsia="ja-JP"/>
           <w14:ligatures w14:val="none"/>
         </w:rPr>
-        <w:t xml:space="preserve">[14:21 - 14:32] </w:t>
+        <w:t xml:space="preserve"/>
       </w:r>
       <w:r>
         <w:rPr>
@@ -3617,7 +3617,7 @@
           <w:lang w:eastAsia="ja-JP"/>
           <w14:ligatures w14:val="none"/>
         </w:rPr>
-        <w:t xml:space="preserve">[14:33 - 14:45] </w:t>
+        <w:t xml:space="preserve"/>
       </w:r>
       <w:r>
         <w:rPr>
@@ -3656,7 +3656,7 @@
           <w14:ligatures w14:val="none"/>
         </w:rPr>
         <w:lastRenderedPageBreak/>
-        <w:t xml:space="preserve">[14:45 - 14:53] </w:t>
+        <w:t xml:space="preserve"/>
       </w:r>
       <w:r>
         <w:rPr>
@@ -3738,7 +3738,7 @@
           <w:lang w:eastAsia="ja-JP"/>
           <w14:ligatures w14:val="none"/>
         </w:rPr>
-        <w:t xml:space="preserve">[14:54 - 15:05] </w:t>
+        <w:t xml:space="preserve"/>
       </w:r>
       <w:r>
         <w:rPr>
@@ -3776,7 +3776,7 @@
           <w:lang w:eastAsia="ja-JP"/>
           <w14:ligatures w14:val="none"/>
         </w:rPr>
-        <w:t xml:space="preserve">[15:06 - 15:19] </w:t>
+        <w:t xml:space="preserve"/>
       </w:r>
       <w:r>
         <w:rPr>
@@ -3860,7 +3860,7 @@
           <w:lang w:eastAsia="ja-JP"/>
           <w14:ligatures w14:val="none"/>
         </w:rPr>
-        <w:t xml:space="preserve">[15:19 - 15:31] </w:t>
+        <w:t xml:space="preserve"/>
       </w:r>
       <w:r>
         <w:rPr>
@@ -3898,7 +3898,7 @@
           <w:lang w:eastAsia="ja-JP"/>
           <w14:ligatures w14:val="none"/>
         </w:rPr>
-        <w:t xml:space="preserve">[15:33 - 15:43] </w:t>
+        <w:t xml:space="preserve"/>
       </w:r>
       <w:r>
         <w:rPr>
@@ -3936,7 +3936,7 @@
           <w:lang w:eastAsia="ja-JP"/>
           <w14:ligatures w14:val="none"/>
         </w:rPr>
-        <w:t xml:space="preserve">[15:43 - 15:49] </w:t>
+        <w:t xml:space="preserve"/>
       </w:r>
       <w:r>
         <w:rPr>
@@ -3974,7 +3974,7 @@
           <w:lang w:eastAsia="ja-JP"/>
           <w14:ligatures w14:val="none"/>
         </w:rPr>
-        <w:t xml:space="preserve">[15:49 - 16:14] </w:t>
+        <w:t xml:space="preserve"/>
       </w:r>
       <w:r>
         <w:rPr>
@@ -4012,7 +4012,7 @@
           <w:lang w:eastAsia="ja-JP"/>
           <w14:ligatures w14:val="none"/>
         </w:rPr>
-        <w:t xml:space="preserve">[16:14 - 16:41] </w:t>
+        <w:t xml:space="preserve"/>
       </w:r>
       <w:r>
         <w:rPr>
@@ -4050,7 +4050,7 @@
           <w:lang w:eastAsia="ja-JP"/>
           <w14:ligatures w14:val="none"/>
         </w:rPr>
-        <w:t xml:space="preserve">[16:41 - 17:05] </w:t>
+        <w:t xml:space="preserve"/>
       </w:r>
       <w:r>
         <w:rPr>
@@ -4089,7 +4089,7 @@
           <w14:ligatures w14:val="none"/>
         </w:rPr>
         <w:lastRenderedPageBreak/>
-        <w:t xml:space="preserve">[17:06 - 17:15] </w:t>
+        <w:t xml:space="preserve"/>
       </w:r>
       <w:r>
         <w:rPr>
@@ -4173,7 +4173,7 @@
           <w:lang w:eastAsia="ja-JP"/>
           <w14:ligatures w14:val="none"/>
         </w:rPr>
-        <w:t xml:space="preserve">[17:16 - 17:30] </w:t>
+        <w:t xml:space="preserve"/>
       </w:r>
       <w:r>
         <w:rPr>
@@ -4211,7 +4211,7 @@
           <w:lang w:eastAsia="ja-JP"/>
           <w14:ligatures w14:val="none"/>
         </w:rPr>
-        <w:t xml:space="preserve">[17:31 - 17:42] </w:t>
+        <w:t xml:space="preserve"/>
       </w:r>
       <w:r>
         <w:rPr>
@@ -4249,7 +4249,7 @@
           <w:lang w:eastAsia="ja-JP"/>
           <w14:ligatures w14:val="none"/>
         </w:rPr>
-        <w:t xml:space="preserve">[17:43 - 18:02] </w:t>
+        <w:t xml:space="preserve"/>
       </w:r>
       <w:r>
         <w:rPr>
@@ -4287,7 +4287,7 @@
           <w:lang w:eastAsia="ja-JP"/>
           <w14:ligatures w14:val="none"/>
         </w:rPr>
-        <w:t xml:space="preserve">[18:02 - 18:10] </w:t>
+        <w:t xml:space="preserve"/>
       </w:r>
       <w:r>
         <w:rPr>
@@ -4325,7 +4325,7 @@
           <w:lang w:eastAsia="ja-JP"/>
           <w14:ligatures w14:val="none"/>
         </w:rPr>
-        <w:t xml:space="preserve">[18:10 - 18:27] </w:t>
+        <w:t xml:space="preserve"/>
       </w:r>
       <w:r>
         <w:rPr>
@@ -4409,7 +4409,7 @@
           <w:lang w:eastAsia="ja-JP"/>
           <w14:ligatures w14:val="none"/>
         </w:rPr>
-        <w:t xml:space="preserve">[18:27 - 18:39] </w:t>
+        <w:t xml:space="preserve"/>
       </w:r>
       <w:r>
         <w:rPr>
@@ -4447,7 +4447,7 @@
           <w:lang w:eastAsia="ja-JP"/>
           <w14:ligatures w14:val="none"/>
         </w:rPr>
-        <w:t xml:space="preserve">[18:40 - 18:56] </w:t>
+        <w:t xml:space="preserve"/>
       </w:r>
       <w:r>
         <w:rPr>
@@ -4485,7 +4485,7 @@
           <w:lang w:eastAsia="ja-JP"/>
           <w14:ligatures w14:val="none"/>
         </w:rPr>
-        <w:t xml:space="preserve">[18:56 - 19:08] </w:t>
+        <w:t xml:space="preserve"/>
       </w:r>
       <w:r>
         <w:rPr>
@@ -4523,7 +4523,7 @@
           <w:lang w:eastAsia="ja-JP"/>
           <w14:ligatures w14:val="none"/>
         </w:rPr>
-        <w:t xml:space="preserve">[19:08 - 19:14] </w:t>
+        <w:t xml:space="preserve"/>
       </w:r>
       <w:r>
         <w:rPr>
@@ -4562,7 +4562,7 @@
           <w14:ligatures w14:val="none"/>
         </w:rPr>
         <w:lastRenderedPageBreak/>
-        <w:t xml:space="preserve">[19:14 - 19:35] </w:t>
+        <w:t xml:space="preserve"/>
       </w:r>
       <w:r>
         <w:rPr>
@@ -4600,7 +4600,7 @@
           <w:lang w:eastAsia="ja-JP"/>
           <w14:ligatures w14:val="none"/>
         </w:rPr>
-        <w:t xml:space="preserve">[19:35 - 19:40] </w:t>
+        <w:t xml:space="preserve"/>
       </w:r>
       <w:r>
         <w:rPr>
@@ -4638,7 +4638,7 @@
           <w:lang w:eastAsia="ja-JP"/>
           <w14:ligatures w14:val="none"/>
         </w:rPr>
-        <w:t xml:space="preserve">[19:41 - 19:52] </w:t>
+        <w:t xml:space="preserve"/>
       </w:r>
       <w:r>
         <w:rPr>
@@ -4676,7 +4676,7 @@
           <w:lang w:eastAsia="ja-JP"/>
           <w14:ligatures w14:val="none"/>
         </w:rPr>
-        <w:t xml:space="preserve">[19:52 - 20:03] </w:t>
+        <w:t xml:space="preserve"/>
       </w:r>
       <w:r>
         <w:rPr>
@@ -4714,7 +4714,7 @@
           <w:lang w:eastAsia="ja-JP"/>
           <w14:ligatures w14:val="none"/>
         </w:rPr>
-        <w:t xml:space="preserve">[20:03 - 20:16] </w:t>
+        <w:t xml:space="preserve"/>
       </w:r>
       <w:r>
         <w:rPr>
@@ -4798,7 +4798,7 @@
           <w:lang w:eastAsia="ja-JP"/>
           <w14:ligatures w14:val="none"/>
         </w:rPr>
-        <w:t xml:space="preserve">[20:18 - 20:29] </w:t>
+        <w:t xml:space="preserve"/>
       </w:r>
       <w:r>
         <w:rPr>
@@ -4836,7 +4836,7 @@
           <w:lang w:eastAsia="ja-JP"/>
           <w14:ligatures w14:val="none"/>
         </w:rPr>
-        <w:t xml:space="preserve">[20:29 - 20:35] </w:t>
+        <w:t xml:space="preserve"/>
       </w:r>
       <w:r>
         <w:rPr>
@@ -4920,7 +4920,7 @@
           <w:lang w:eastAsia="ja-JP"/>
           <w14:ligatures w14:val="none"/>
         </w:rPr>
-        <w:t xml:space="preserve">[20:36 - 20:47] </w:t>
+        <w:t xml:space="preserve"/>
       </w:r>
       <w:r>
         <w:rPr>
@@ -4958,7 +4958,7 @@
           <w:lang w:eastAsia="ja-JP"/>
           <w14:ligatures w14:val="none"/>
         </w:rPr>
-        <w:t xml:space="preserve">[20:47 - 21:00] </w:t>
+        <w:t xml:space="preserve"/>
       </w:r>
       <w:r>
         <w:rPr>
@@ -4996,7 +4996,7 @@
           <w:lang w:eastAsia="ja-JP"/>
           <w14:ligatures w14:val="none"/>
         </w:rPr>
-        <w:t xml:space="preserve">[21:01 - 21:09] </w:t>
+        <w:t xml:space="preserve"/>
       </w:r>
       <w:r>
         <w:rPr>
@@ -5035,7 +5035,7 @@
           <w14:ligatures w14:val="none"/>
         </w:rPr>
         <w:lastRenderedPageBreak/>
-        <w:t xml:space="preserve">[21:11 - 21:20] </w:t>
+        <w:t xml:space="preserve"/>
       </w:r>
       <w:r>
         <w:rPr>
@@ -5073,7 +5073,7 @@
           <w:lang w:eastAsia="ja-JP"/>
           <w14:ligatures w14:val="none"/>
         </w:rPr>
-        <w:t xml:space="preserve">[21:20 - 21:28] </w:t>
+        <w:t xml:space="preserve"/>
       </w:r>
       <w:r>
         <w:rPr>
@@ -5111,7 +5111,7 @@
           <w:lang w:eastAsia="ja-JP"/>
           <w14:ligatures w14:val="none"/>
         </w:rPr>
-        <w:t xml:space="preserve">[21:29 - 21:41] </w:t>
+        <w:t xml:space="preserve"/>
       </w:r>
       <w:r>
         <w:rPr>
@@ -5149,7 +5149,7 @@
           <w:lang w:eastAsia="ja-JP"/>
           <w14:ligatures w14:val="none"/>
         </w:rPr>
-        <w:t xml:space="preserve">[21:41 - 21:51] </w:t>
+        <w:t xml:space="preserve"/>
       </w:r>
       <w:r>
         <w:rPr>
@@ -5187,7 +5187,7 @@
           <w:lang w:eastAsia="ja-JP"/>
           <w14:ligatures w14:val="none"/>
         </w:rPr>
-        <w:t xml:space="preserve">[21:52 - 22:02] </w:t>
+        <w:t xml:space="preserve"/>
       </w:r>
       <w:r>
         <w:rPr>
@@ -5225,7 +5225,7 @@
           <w:lang w:eastAsia="ja-JP"/>
           <w14:ligatures w14:val="none"/>
         </w:rPr>
-        <w:t xml:space="preserve">[22:02 - 22:10] </w:t>
+        <w:t xml:space="preserve"/>
       </w:r>
       <w:r>
         <w:rPr>
@@ -5263,7 +5263,7 @@
           <w:lang w:eastAsia="ja-JP"/>
           <w14:ligatures w14:val="none"/>
         </w:rPr>
-        <w:t xml:space="preserve">[22:11 - 22:19] </w:t>
+        <w:t xml:space="preserve"/>
       </w:r>
       <w:r>
         <w:rPr>
@@ -5301,7 +5301,7 @@
           <w:lang w:eastAsia="ja-JP"/>
           <w14:ligatures w14:val="none"/>
         </w:rPr>
-        <w:t xml:space="preserve">[22:19 - 22:27] </w:t>
+        <w:t xml:space="preserve"/>
       </w:r>
       <w:r>
         <w:rPr>
@@ -5339,7 +5339,7 @@
           <w:lang w:eastAsia="ja-JP"/>
           <w14:ligatures w14:val="none"/>
         </w:rPr>
-        <w:t xml:space="preserve">[22:28 - 22:40] </w:t>
+        <w:t xml:space="preserve"/>
       </w:r>
       <w:r>
         <w:rPr>
@@ -5377,7 +5377,7 @@
           <w:lang w:eastAsia="ja-JP"/>
           <w14:ligatures w14:val="none"/>
         </w:rPr>
-        <w:t xml:space="preserve">[22:40 - 23:00] </w:t>
+        <w:t xml:space="preserve"/>
       </w:r>
       <w:r>
         <w:rPr>
@@ -5415,7 +5415,7 @@
           <w:lang w:eastAsia="ja-JP"/>
           <w14:ligatures w14:val="none"/>
         </w:rPr>
-        <w:t xml:space="preserve">[23:00 - 23:22] </w:t>
+        <w:t xml:space="preserve"/>
       </w:r>
       <w:r>
         <w:rPr>
@@ -5500,7 +5500,7 @@
           <w14:ligatures w14:val="none"/>
         </w:rPr>
         <w:lastRenderedPageBreak/>
-        <w:t xml:space="preserve">[23:24 - 23:30] </w:t>
+        <w:t xml:space="preserve"/>
       </w:r>
       <w:r>
         <w:rPr>
@@ -5538,7 +5538,7 @@
           <w:lang w:eastAsia="ja-JP"/>
           <w14:ligatures w14:val="none"/>
         </w:rPr>
-        <w:t xml:space="preserve">[23:30 - 23:39] </w:t>
+        <w:t xml:space="preserve"/>
       </w:r>
       <w:r>
         <w:rPr>
@@ -5620,7 +5620,7 @@
           <w:lang w:eastAsia="ja-JP"/>
           <w14:ligatures w14:val="none"/>
         </w:rPr>
-        <w:t xml:space="preserve">[23:40 - 23:59] </w:t>
+        <w:t xml:space="preserve"/>
       </w:r>
       <w:r>
         <w:rPr>
@@ -5658,7 +5658,7 @@
           <w:lang w:eastAsia="ja-JP"/>
           <w14:ligatures w14:val="none"/>
         </w:rPr>
-        <w:t xml:space="preserve">[24:00 - 24:21] </w:t>
+        <w:t xml:space="preserve"/>
       </w:r>
       <w:r>
         <w:rPr>
@@ -5696,7 +5696,7 @@
           <w:lang w:eastAsia="ja-JP"/>
           <w14:ligatures w14:val="none"/>
         </w:rPr>
-        <w:t xml:space="preserve">[24:22 - 24:30] </w:t>
+        <w:t xml:space="preserve"/>
       </w:r>
       <w:r>
         <w:rPr>
@@ -5734,7 +5734,7 @@
           <w:lang w:eastAsia="ja-JP"/>
           <w14:ligatures w14:val="none"/>
         </w:rPr>
-        <w:t xml:space="preserve">[24:31 - 24:43] </w:t>
+        <w:t xml:space="preserve"/>
       </w:r>
       <w:r>
         <w:rPr>
@@ -5772,7 +5772,7 @@
           <w:lang w:eastAsia="ja-JP"/>
           <w14:ligatures w14:val="none"/>
         </w:rPr>
-        <w:t xml:space="preserve">[24:43 - 25:00] </w:t>
+        <w:t xml:space="preserve"/>
       </w:r>
       <w:r>
         <w:rPr>
@@ -5810,7 +5810,7 @@
           <w:lang w:eastAsia="ja-JP"/>
           <w14:ligatures w14:val="none"/>
         </w:rPr>
-        <w:t xml:space="preserve">[25:14 - 25:35] </w:t>
+        <w:t xml:space="preserve"/>
       </w:r>
       <w:r>
         <w:rPr>
@@ -5848,7 +5848,7 @@
           <w:lang w:eastAsia="ja-JP"/>
           <w14:ligatures w14:val="none"/>
         </w:rPr>
-        <w:t xml:space="preserve">[25:36 - 25:43] </w:t>
+        <w:t xml:space="preserve"/>
       </w:r>
       <w:r>
         <w:rPr>
@@ -5931,7 +5931,7 @@
           <w:lang w:eastAsia="ja-JP"/>
           <w14:ligatures w14:val="none"/>
         </w:rPr>
-        <w:t xml:space="preserve">[25:44 - 26:01] </w:t>
+        <w:t xml:space="preserve"/>
       </w:r>
       <w:r>
         <w:rPr>
@@ -5969,7 +5969,7 @@
           <w:lang w:eastAsia="ja-JP"/>
           <w14:ligatures w14:val="none"/>
         </w:rPr>
-        <w:t xml:space="preserve">[26:01 - 26:21] </w:t>
+        <w:t xml:space="preserve"/>
       </w:r>
       <w:r>
         <w:rPr>
@@ -6053,7 +6053,7 @@
           <w:lang w:eastAsia="ja-JP"/>
           <w14:ligatures w14:val="none"/>
         </w:rPr>
-        <w:t xml:space="preserve">[26:23 - 26:28] </w:t>
+        <w:t xml:space="preserve"/>
       </w:r>
       <w:r>
         <w:rPr>
@@ -6137,33 +6137,33 @@
           <w:lang w:eastAsia="ja-JP"/>
           <w14:ligatures w14:val="none"/>
         </w:rPr>
-        <w:t>[26:29 - 26:32] Claro que sí. Yo te puedo pasar el dato. Él es una...</w:t>
-      </w:r>
-    </w:p>
-    <w:p>
-      <w:pPr>
-        <w:jc w:val="both"/>
-        <w:rPr>
-          <w:rFonts w:ascii="Aptos" w:eastAsia="Aptos" w:hAnsi="Aptos" w:cs="Aptos"/>
-          <w:color w:val="000000" w:themeColor="text1"/>
-          <w:kern w:val="0"/>
-          <w:sz w:val="24"/>
-          <w:szCs w:val="24"/>
-          <w:lang w:eastAsia="ja-JP"/>
-          <w14:ligatures w14:val="none"/>
-        </w:rPr>
-      </w:pPr>
-      <w:r>
-        <w:rPr>
-          <w:rFonts w:ascii="Aptos" w:eastAsia="Aptos" w:hAnsi="Aptos" w:cs="Aptos"/>
-          <w:color w:val="4472C4" w:themeColor="accent1"/>
-          <w:kern w:val="0"/>
-          <w:sz w:val="24"/>
-          <w:szCs w:val="24"/>
-          <w:lang w:eastAsia="ja-JP"/>
-          <w14:ligatures w14:val="none"/>
-        </w:rPr>
-        <w:t xml:space="preserve">[26:33 - 26:50] </w:t>
+        <w:t>Claro que sí. Yo te puedo pasar el dato. Él es una...</w:t>
+      </w:r>
+    </w:p>
+    <w:p>
+      <w:pPr>
+        <w:jc w:val="both"/>
+        <w:rPr>
+          <w:rFonts w:ascii="Aptos" w:eastAsia="Aptos" w:hAnsi="Aptos" w:cs="Aptos"/>
+          <w:color w:val="000000" w:themeColor="text1"/>
+          <w:kern w:val="0"/>
+          <w:sz w:val="24"/>
+          <w:szCs w:val="24"/>
+          <w:lang w:eastAsia="ja-JP"/>
+          <w14:ligatures w14:val="none"/>
+        </w:rPr>
+      </w:pPr>
+      <w:r>
+        <w:rPr>
+          <w:rFonts w:ascii="Aptos" w:eastAsia="Aptos" w:hAnsi="Aptos" w:cs="Aptos"/>
+          <w:color w:val="4472C4" w:themeColor="accent1"/>
+          <w:kern w:val="0"/>
+          <w:sz w:val="24"/>
+          <w:szCs w:val="24"/>
+          <w:lang w:eastAsia="ja-JP"/>
+          <w14:ligatures w14:val="none"/>
+        </w:rPr>
+        <w:t xml:space="preserve"/>
       </w:r>
       <w:r>
         <w:rPr>
@@ -6247,7 +6247,7 @@
           <w:lang w:eastAsia="ja-JP"/>
           <w14:ligatures w14:val="none"/>
         </w:rPr>
-        <w:t xml:space="preserve">[26:52 - 26:52] </w:t>
+        <w:t xml:space="preserve"/>
       </w:r>
       <w:r>
         <w:rPr>
@@ -6329,7 +6329,7 @@
           <w:lang w:eastAsia="ja-JP"/>
           <w14:ligatures w14:val="none"/>
         </w:rPr>
-        <w:t xml:space="preserve">[26:54 - 27:03] </w:t>
+        <w:t xml:space="preserve"/>
       </w:r>
       <w:r>
         <w:rPr>
@@ -6367,7 +6367,7 @@
           <w:lang w:eastAsia="ja-JP"/>
           <w14:ligatures w14:val="none"/>
         </w:rPr>
-        <w:t xml:space="preserve">[27:04 - 27:14] </w:t>
+        <w:t xml:space="preserve"/>
       </w:r>
       <w:r>
         <w:rPr>
@@ -6452,7 +6452,7 @@
           <w14:ligatures w14:val="none"/>
         </w:rPr>
         <w:lastRenderedPageBreak/>
-        <w:t xml:space="preserve">[27:16 - 27:34] </w:t>
+        <w:t xml:space="preserve"/>
       </w:r>
       <w:r>
         <w:rPr>
@@ -6490,7 +6490,7 @@
           <w:lang w:eastAsia="ja-JP"/>
           <w14:ligatures w14:val="none"/>
         </w:rPr>
-        <w:t xml:space="preserve">[27:34 - 27:51] </w:t>
+        <w:t xml:space="preserve"/>
       </w:r>
       <w:r>
         <w:rPr>
@@ -6528,7 +6528,7 @@
           <w:lang w:eastAsia="ja-JP"/>
           <w14:ligatures w14:val="none"/>
         </w:rPr>
-        <w:t xml:space="preserve">[27:51 - 28:03] </w:t>
+        <w:t xml:space="preserve"/>
       </w:r>
       <w:r>
         <w:rPr>
@@ -6566,7 +6566,7 @@
           <w:lang w:eastAsia="ja-JP"/>
           <w14:ligatures w14:val="none"/>
         </w:rPr>
-        <w:t xml:space="preserve">[28:04 - 28:20] </w:t>
+        <w:t xml:space="preserve"/>
       </w:r>
       <w:r>
         <w:rPr>
@@ -6604,7 +6604,7 @@
           <w:lang w:eastAsia="ja-JP"/>
           <w14:ligatures w14:val="none"/>
         </w:rPr>
-        <w:t xml:space="preserve">[28:20 - 28:32] </w:t>
+        <w:t xml:space="preserve"/>
       </w:r>
       <w:r>
         <w:rPr>
@@ -6642,7 +6642,7 @@
           <w:lang w:eastAsia="ja-JP"/>
           <w14:ligatures w14:val="none"/>
         </w:rPr>
-        <w:t xml:space="preserve">[28:32 - 28:45] </w:t>
+        <w:t xml:space="preserve"/>
       </w:r>
       <w:r>
         <w:rPr>
@@ -6680,7 +6680,7 @@
           <w:lang w:eastAsia="ja-JP"/>
           <w14:ligatures w14:val="none"/>
         </w:rPr>
-        <w:t xml:space="preserve">[28:45 - 28:57] </w:t>
+        <w:t xml:space="preserve"/>
       </w:r>
       <w:r>
         <w:rPr>
@@ -6764,7 +6764,7 @@
           <w:lang w:eastAsia="ja-JP"/>
           <w14:ligatures w14:val="none"/>
         </w:rPr>
-        <w:t xml:space="preserve">[28:58 - 29:09] </w:t>
+        <w:t xml:space="preserve"/>
       </w:r>
       <w:r>
         <w:rPr>
@@ -6848,7 +6848,7 @@
           <w:lang w:eastAsia="ja-JP"/>
           <w14:ligatures w14:val="none"/>
         </w:rPr>
-        <w:t xml:space="preserve">[29:11 - 29:23] </w:t>
+        <w:t xml:space="preserve"/>
       </w:r>
       <w:r>
         <w:rPr>
@@ -6887,7 +6887,7 @@
           <w14:ligatures w14:val="none"/>
         </w:rPr>
         <w:lastRenderedPageBreak/>
-        <w:t xml:space="preserve">[29:23 - 29:34] </w:t>
+        <w:t xml:space="preserve"/>
       </w:r>
       <w:r>
         <w:rPr>
@@ -6925,7 +6925,7 @@
           <w:lang w:eastAsia="ja-JP"/>
           <w14:ligatures w14:val="none"/>
         </w:rPr>
-        <w:t xml:space="preserve">[29:35 - 29:46] </w:t>
+        <w:t xml:space="preserve"/>
       </w:r>
       <w:r>
         <w:rPr>
@@ -6963,7 +6963,7 @@
           <w:lang w:eastAsia="ja-JP"/>
           <w14:ligatures w14:val="none"/>
         </w:rPr>
-        <w:t xml:space="preserve">[29:46 - 29:56] </w:t>
+        <w:t xml:space="preserve"/>
       </w:r>
       <w:r>
         <w:rPr>
@@ -7047,7 +7047,7 @@
           <w:lang w:eastAsia="ja-JP"/>
           <w14:ligatures w14:val="none"/>
         </w:rPr>
-        <w:t xml:space="preserve">[29:56 - 29:59] </w:t>
+        <w:t xml:space="preserve"/>
       </w:r>
       <w:r>
         <w:rPr>
@@ -7131,7 +7131,7 @@
           <w:lang w:eastAsia="ja-JP"/>
           <w14:ligatures w14:val="none"/>
         </w:rPr>
-        <w:t xml:space="preserve">[30:00 - 30:06] </w:t>
+        <w:t xml:space="preserve"/>
       </w:r>
       <w:r>
         <w:rPr>
@@ -7215,7 +7215,7 @@
           <w:lang w:eastAsia="ja-JP"/>
           <w14:ligatures w14:val="none"/>
         </w:rPr>
-        <w:t xml:space="preserve">[30:07 - 30:07] </w:t>
+        <w:t xml:space="preserve"/>
       </w:r>
       <w:r>
         <w:rPr>
@@ -7299,7 +7299,7 @@
           <w:lang w:eastAsia="ja-JP"/>
           <w14:ligatures w14:val="none"/>
         </w:rPr>
-        <w:t xml:space="preserve">[30:08 - 30:20] </w:t>
+        <w:t xml:space="preserve"/>
       </w:r>
       <w:r>
         <w:rPr>
@@ -7337,7 +7337,7 @@
           <w:lang w:eastAsia="ja-JP"/>
           <w14:ligatures w14:val="none"/>
         </w:rPr>
-        <w:t xml:space="preserve">[30:21 - 30:32] </w:t>
+        <w:t xml:space="preserve"/>
       </w:r>
       <w:r>
         <w:rPr>
@@ -7375,7 +7375,7 @@
           <w:lang w:eastAsia="ja-JP"/>
           <w14:ligatures w14:val="none"/>
         </w:rPr>
-        <w:t xml:space="preserve">[30:32 - 30:44] </w:t>
+        <w:t xml:space="preserve"/>
       </w:r>
       <w:r>
         <w:rPr>
@@ -7413,7 +7413,7 @@
           <w:lang w:eastAsia="ja-JP"/>
           <w14:ligatures w14:val="none"/>
         </w:rPr>
-        <w:t xml:space="preserve">[30:44 - 30:48] </w:t>
+        <w:t xml:space="preserve"/>
       </w:r>
       <w:r>
         <w:rPr>
@@ -7498,7 +7498,7 @@
           <w14:ligatures w14:val="none"/>
         </w:rPr>
         <w:lastRenderedPageBreak/>
-        <w:t xml:space="preserve">[30:50 - 31:03] </w:t>
+        <w:t xml:space="preserve"/>
       </w:r>
       <w:r>
         <w:rPr>
@@ -7582,7 +7582,7 @@
           <w:lang w:eastAsia="ja-JP"/>
           <w14:ligatures w14:val="none"/>
         </w:rPr>
-        <w:t xml:space="preserve">[31:03 - 31:14] </w:t>
+        <w:t xml:space="preserve"/>
       </w:r>
       <w:r>
         <w:rPr>
@@ -7666,7 +7666,7 @@
           <w:lang w:eastAsia="ja-JP"/>
           <w14:ligatures w14:val="none"/>
         </w:rPr>
-        <w:t xml:space="preserve">[31:14 - 31:15] </w:t>
+        <w:t xml:space="preserve"/>
       </w:r>
       <w:r>
         <w:rPr>
@@ -7750,7 +7750,7 @@
           <w:lang w:eastAsia="ja-JP"/>
           <w14:ligatures w14:val="none"/>
         </w:rPr>
-        <w:t xml:space="preserve">[31:15 - 31:20] </w:t>
+        <w:t xml:space="preserve"/>
       </w:r>
       <w:r>
         <w:rPr>
@@ -7834,7 +7834,7 @@
           <w:lang w:eastAsia="ja-JP"/>
           <w14:ligatures w14:val="none"/>
         </w:rPr>
-        <w:t xml:space="preserve">[31:20 - 31:23] </w:t>
+        <w:t xml:space="preserve"/>
       </w:r>
       <w:r>
         <w:rPr>
@@ -7918,7 +7918,7 @@
           <w:lang w:eastAsia="ja-JP"/>
           <w14:ligatures w14:val="none"/>
         </w:rPr>
-        <w:t xml:space="preserve">[31:23 - 31:27] </w:t>
+        <w:t xml:space="preserve"/>
       </w:r>
       <w:r>
         <w:rPr>
@@ -8002,7 +8002,7 @@
           <w:lang w:eastAsia="ja-JP"/>
           <w14:ligatures w14:val="none"/>
         </w:rPr>
-        <w:t xml:space="preserve">[31:27 - 31:37] </w:t>
+        <w:t xml:space="preserve"/>
       </w:r>
       <w:r>
         <w:rPr>
@@ -8086,7 +8086,7 @@
           <w:lang w:eastAsia="ja-JP"/>
           <w14:ligatures w14:val="none"/>
         </w:rPr>
-        <w:t xml:space="preserve">[31:37 - 31:48] </w:t>
+        <w:t xml:space="preserve"/>
       </w:r>
       <w:r>
         <w:rPr>
@@ -8124,7 +8124,7 @@
           <w:lang w:eastAsia="ja-JP"/>
           <w14:ligatures w14:val="none"/>
         </w:rPr>
-        <w:t xml:space="preserve">[31:48 - 31:50] </w:t>
+        <w:t xml:space="preserve"/>
       </w:r>
       <w:r>
         <w:rPr>
@@ -8206,7 +8206,7 @@
           <w:lang w:eastAsia="ja-JP"/>
           <w14:ligatures w14:val="none"/>
         </w:rPr>
-        <w:t xml:space="preserve">[31:50 - 31:55] </w:t>
+        <w:t xml:space="preserve"/>
       </w:r>
       <w:r>
         <w:rPr>
@@ -8288,7 +8288,7 @@
           <w:lang w:eastAsia="ja-JP"/>
           <w14:ligatures w14:val="none"/>
         </w:rPr>
-        <w:t xml:space="preserve">[31:55 - 32:07] </w:t>
+        <w:t xml:space="preserve"/>
       </w:r>
       <w:r>
         <w:rPr>
@@ -8326,7 +8326,7 @@
           <w:lang w:eastAsia="ja-JP"/>
           <w14:ligatures w14:val="none"/>
         </w:rPr>
-        <w:t xml:space="preserve">[32:07 - 32:11] </w:t>
+        <w:t xml:space="preserve"/>
       </w:r>
       <w:r>
         <w:rPr>
@@ -8410,7 +8410,7 @@
           <w:lang w:eastAsia="ja-JP"/>
           <w14:ligatures w14:val="none"/>
         </w:rPr>
-        <w:t xml:space="preserve">[32:11 - 32:13] </w:t>
+        <w:t xml:space="preserve"/>
       </w:r>
       <w:r>
         <w:rPr>
@@ -8492,7 +8492,7 @@
           <w:lang w:eastAsia="ja-JP"/>
           <w14:ligatures w14:val="none"/>
         </w:rPr>
-        <w:t xml:space="preserve">[32:13 - 32:15] </w:t>
+        <w:t xml:space="preserve"/>
       </w:r>
       <w:r>
         <w:rPr>
@@ -8576,7 +8576,7 @@
           <w:lang w:eastAsia="ja-JP"/>
           <w14:ligatures w14:val="none"/>
         </w:rPr>
-        <w:t xml:space="preserve">[32:15 - 32:18] </w:t>
+        <w:t xml:space="preserve"/>
       </w:r>
       <w:r>
         <w:rPr>
@@ -8660,7 +8660,7 @@
           <w:lang w:eastAsia="ja-JP"/>
           <w14:ligatures w14:val="none"/>
         </w:rPr>
-        <w:t xml:space="preserve">[32:18 - 32:30] </w:t>
+        <w:t xml:space="preserve"/>
       </w:r>
       <w:r>
         <w:rPr>
@@ -8698,7 +8698,7 @@
           <w:lang w:eastAsia="ja-JP"/>
           <w14:ligatures w14:val="none"/>
         </w:rPr>
-        <w:t xml:space="preserve">[32:30 - 32:42] </w:t>
+        <w:t xml:space="preserve"/>
       </w:r>
       <w:r>
         <w:rPr>
@@ -8736,7 +8736,7 @@
           <w:lang w:eastAsia="ja-JP"/>
           <w14:ligatures w14:val="none"/>
         </w:rPr>
-        <w:t xml:space="preserve">[32:42 - 32:52] </w:t>
+        <w:t xml:space="preserve"/>
       </w:r>
       <w:r>
         <w:rPr>
@@ -8820,7 +8820,7 @@
           <w:lang w:eastAsia="ja-JP"/>
           <w14:ligatures w14:val="none"/>
         </w:rPr>
-        <w:t xml:space="preserve">[32:53 - 32:54] </w:t>
+        <w:t xml:space="preserve"/>
       </w:r>
       <w:r>
         <w:rPr>
@@ -8902,7 +8902,7 @@
           <w:lang w:eastAsia="ja-JP"/>
           <w14:ligatures w14:val="none"/>
         </w:rPr>
-        <w:t xml:space="preserve">[32:56 - 32:58] </w:t>
+        <w:t xml:space="preserve"/>
       </w:r>
       <w:r>
         <w:rPr>
@@ -8986,7 +8986,7 @@
           <w:lang w:eastAsia="ja-JP"/>
           <w14:ligatures w14:val="none"/>
         </w:rPr>
-        <w:t xml:space="preserve">[32:58 - 33:00] </w:t>
+        <w:t xml:space="preserve"/>
       </w:r>
       <w:r>
         <w:rPr>
@@ -9068,7 +9068,7 @@
           <w:lang w:eastAsia="ja-JP"/>
           <w14:ligatures w14:val="none"/>
         </w:rPr>
-        <w:t xml:space="preserve">[33:00 - 33:13] </w:t>
+        <w:t xml:space="preserve"/>
       </w:r>
       <w:r>
         <w:rPr>
@@ -9106,7 +9106,7 @@
           <w:lang w:eastAsia="ja-JP"/>
           <w14:ligatures w14:val="none"/>
         </w:rPr>
-        <w:t xml:space="preserve">[33:13 - 33:16] </w:t>
+        <w:t xml:space="preserve"/>
       </w:r>
       <w:r>
         <w:rPr>
@@ -9190,7 +9190,7 @@
           <w:lang w:eastAsia="ja-JP"/>
           <w14:ligatures w14:val="none"/>
         </w:rPr>
-        <w:t xml:space="preserve">[33:16 - 33:26] </w:t>
+        <w:t xml:space="preserve"/>
       </w:r>
       <w:r>
         <w:rPr>
@@ -9272,7 +9272,7 @@
           <w:lang w:eastAsia="ja-JP"/>
           <w14:ligatures w14:val="none"/>
         </w:rPr>
-        <w:t xml:space="preserve">[33:26 - 33:33] </w:t>
+        <w:t xml:space="preserve"/>
       </w:r>
       <w:r>
         <w:rPr>
@@ -9356,7 +9356,7 @@
           <w:lang w:eastAsia="ja-JP"/>
           <w14:ligatures w14:val="none"/>
         </w:rPr>
-        <w:t xml:space="preserve">[33:34 - 33:43] </w:t>
+        <w:t xml:space="preserve"/>
       </w:r>
       <w:r>
         <w:rPr>
@@ -9439,7 +9439,7 @@
           <w:lang w:eastAsia="ja-JP"/>
           <w14:ligatures w14:val="none"/>
         </w:rPr>
-        <w:t xml:space="preserve">[33:44 - 33:55] </w:t>
+        <w:t xml:space="preserve"/>
       </w:r>
       <w:r>
         <w:rPr>
@@ -9477,7 +9477,7 @@
           <w:lang w:eastAsia="ja-JP"/>
           <w14:ligatures w14:val="none"/>
         </w:rPr>
-        <w:t xml:space="preserve">[33:56 - 34:01] </w:t>
+        <w:t xml:space="preserve"/>
       </w:r>
       <w:r>
         <w:rPr>
@@ -9561,7 +9561,7 @@
           <w:lang w:eastAsia="ja-JP"/>
           <w14:ligatures w14:val="none"/>
         </w:rPr>
-        <w:t xml:space="preserve">[34:01 - 34:13] </w:t>
+        <w:t xml:space="preserve"/>
       </w:r>
       <w:r>
         <w:rPr>
@@ -9599,7 +9599,7 @@
           <w:lang w:eastAsia="ja-JP"/>
           <w14:ligatures w14:val="none"/>
         </w:rPr>
-        <w:t xml:space="preserve">[34:13 - 34:23] </w:t>
+        <w:t xml:space="preserve"/>
       </w:r>
       <w:r>
         <w:rPr>
@@ -9637,7 +9637,7 @@
           <w:lang w:eastAsia="ja-JP"/>
           <w14:ligatures w14:val="none"/>
         </w:rPr>
-        <w:t xml:space="preserve">[34:23 - 34:30] </w:t>
+        <w:t xml:space="preserve"/>
       </w:r>
       <w:r>
         <w:rPr>
@@ -9721,7 +9721,7 @@
           <w:lang w:eastAsia="ja-JP"/>
           <w14:ligatures w14:val="none"/>
         </w:rPr>
-        <w:t xml:space="preserve">[34:30 - 34:34] </w:t>
+        <w:t xml:space="preserve"/>
       </w:r>
       <w:r>
         <w:rPr>
@@ -9805,7 +9805,7 @@
           <w:lang w:eastAsia="ja-JP"/>
           <w14:ligatures w14:val="none"/>
         </w:rPr>
-        <w:t xml:space="preserve">[34:35 - 34:37] </w:t>
+        <w:t xml:space="preserve"/>
       </w:r>
       <w:r>
         <w:rPr>
@@ -9889,7 +9889,7 @@
           <w:lang w:eastAsia="ja-JP"/>
           <w14:ligatures w14:val="none"/>
         </w:rPr>
-        <w:t xml:space="preserve">[34:37 - 34:44] </w:t>
+        <w:t xml:space="preserve"/>
       </w:r>
       <w:r>
         <w:rPr>
@@ -9973,7 +9973,7 @@
           <w:lang w:eastAsia="ja-JP"/>
           <w14:ligatures w14:val="none"/>
         </w:rPr>
-        <w:t xml:space="preserve">[34:44 - 34:55] </w:t>
+        <w:t xml:space="preserve"/>
       </w:r>
       <w:r>
         <w:rPr>
@@ -10012,7 +10012,7 @@
           <w14:ligatures w14:val="none"/>
         </w:rPr>
         <w:lastRenderedPageBreak/>
-        <w:t xml:space="preserve">[34:55 - 35:03] </w:t>
+        <w:t xml:space="preserve"/>
       </w:r>
       <w:r>
         <w:rPr>
@@ -10096,7 +10096,7 @@
           <w:lang w:eastAsia="ja-JP"/>
           <w14:ligatures w14:val="none"/>
         </w:rPr>
-        <w:t xml:space="preserve">[35:05 - 35:08] </w:t>
+        <w:t xml:space="preserve"/>
       </w:r>
       <w:r>
         <w:rPr>
@@ -10180,7 +10180,7 @@
           <w:lang w:eastAsia="ja-JP"/>
           <w14:ligatures w14:val="none"/>
         </w:rPr>
-        <w:t xml:space="preserve">[35:08 - 35:20] </w:t>
+        <w:t xml:space="preserve"/>
       </w:r>
       <w:r>
         <w:rPr>
@@ -10218,7 +10218,7 @@
           <w:lang w:eastAsia="ja-JP"/>
           <w14:ligatures w14:val="none"/>
         </w:rPr>
-        <w:t xml:space="preserve">[35:20 - 35:30] </w:t>
+        <w:t xml:space="preserve"/>
       </w:r>
       <w:r>
         <w:rPr>
@@ -10256,7 +10256,7 @@
           <w:lang w:eastAsia="ja-JP"/>
           <w14:ligatures w14:val="none"/>
         </w:rPr>
-        <w:t xml:space="preserve">[35:30 - 35:42] </w:t>
+        <w:t xml:space="preserve"/>
       </w:r>
       <w:r>
         <w:rPr>
@@ -10294,7 +10294,7 @@
           <w:lang w:eastAsia="ja-JP"/>
           <w14:ligatures w14:val="none"/>
         </w:rPr>
-        <w:t xml:space="preserve">[35:42 - 35:48] </w:t>
+        <w:t xml:space="preserve"/>
       </w:r>
       <w:r>
         <w:rPr>
@@ -10378,7 +10378,7 @@
           <w:lang w:eastAsia="ja-JP"/>
           <w14:ligatures w14:val="none"/>
         </w:rPr>
-        <w:t xml:space="preserve">[35:51 - 36:04] </w:t>
+        <w:t xml:space="preserve"/>
       </w:r>
       <w:r>
         <w:rPr>
@@ -10416,7 +10416,7 @@
           <w:lang w:eastAsia="ja-JP"/>
           <w14:ligatures w14:val="none"/>
         </w:rPr>
-        <w:t xml:space="preserve">[36:04 - 36:14] </w:t>
+        <w:t xml:space="preserve"/>
       </w:r>
       <w:r>
         <w:rPr>
@@ -10498,7 +10498,7 @@
           <w:lang w:eastAsia="ja-JP"/>
           <w14:ligatures w14:val="none"/>
         </w:rPr>
-        <w:t xml:space="preserve">[36:14 - 36:27] </w:t>
+        <w:t xml:space="preserve"/>
       </w:r>
       <w:r>
         <w:rPr>
@@ -10537,7 +10537,7 @@
           <w14:ligatures w14:val="none"/>
         </w:rPr>
         <w:lastRenderedPageBreak/>
-        <w:t xml:space="preserve">[36:27 - 36:39] </w:t>
+        <w:t xml:space="preserve"/>
       </w:r>
       <w:r>
         <w:rPr>
@@ -10575,7 +10575,7 @@
           <w:lang w:eastAsia="ja-JP"/>
           <w14:ligatures w14:val="none"/>
         </w:rPr>
-        <w:t xml:space="preserve">[36:39 - 36:51] </w:t>
+        <w:t xml:space="preserve"/>
       </w:r>
       <w:r>
         <w:rPr>
@@ -10613,7 +10613,7 @@
           <w:lang w:eastAsia="ja-JP"/>
           <w14:ligatures w14:val="none"/>
         </w:rPr>
-        <w:t xml:space="preserve">[36:51 - 37:02] </w:t>
+        <w:t xml:space="preserve"/>
       </w:r>
       <w:r>
         <w:rPr>
@@ -10651,7 +10651,7 @@
           <w:lang w:eastAsia="ja-JP"/>
           <w14:ligatures w14:val="none"/>
         </w:rPr>
-        <w:t xml:space="preserve">[37:02 - 37:14] </w:t>
+        <w:t xml:space="preserve"/>
       </w:r>
       <w:r>
         <w:rPr>
@@ -10689,7 +10689,7 @@
           <w:lang w:eastAsia="ja-JP"/>
           <w14:ligatures w14:val="none"/>
         </w:rPr>
-        <w:t xml:space="preserve">[37:14 - 37:25] </w:t>
+        <w:t xml:space="preserve"/>
       </w:r>
       <w:r>
         <w:rPr>
@@ -10727,7 +10727,7 @@
           <w:lang w:eastAsia="ja-JP"/>
           <w14:ligatures w14:val="none"/>
         </w:rPr>
-        <w:t xml:space="preserve">[37:25 - 37:38] </w:t>
+        <w:t xml:space="preserve"/>
       </w:r>
       <w:r>
         <w:rPr>
@@ -10765,7 +10765,7 @@
           <w:lang w:eastAsia="ja-JP"/>
           <w14:ligatures w14:val="none"/>
         </w:rPr>
-        <w:t xml:space="preserve">[37:38 - 37:44] </w:t>
+        <w:t xml:space="preserve"/>
       </w:r>
       <w:r>
         <w:rPr>
@@ -10847,7 +10847,7 @@
           <w:lang w:eastAsia="ja-JP"/>
           <w14:ligatures w14:val="none"/>
         </w:rPr>
-        <w:t xml:space="preserve">[37:46 - 37:50] </w:t>
+        <w:t xml:space="preserve"/>
       </w:r>
       <w:r>
         <w:rPr>
@@ -10929,7 +10929,7 @@
           <w:lang w:eastAsia="ja-JP"/>
           <w14:ligatures w14:val="none"/>
         </w:rPr>
-        <w:t xml:space="preserve">[37:50 - 38:00] </w:t>
+        <w:t xml:space="preserve"/>
       </w:r>
       <w:r>
         <w:rPr>
@@ -10967,7 +10967,7 @@
           <w:lang w:eastAsia="ja-JP"/>
           <w14:ligatures w14:val="none"/>
         </w:rPr>
-        <w:t xml:space="preserve">[38:00 - 38:10] </w:t>
+        <w:t xml:space="preserve"/>
       </w:r>
       <w:r>
         <w:rPr>
@@ -11005,7 +11005,7 @@
           <w:lang w:eastAsia="ja-JP"/>
           <w14:ligatures w14:val="none"/>
         </w:rPr>
-        <w:t xml:space="preserve">[38:10 - 38:21] </w:t>
+        <w:t xml:space="preserve"/>
       </w:r>
       <w:r>
         <w:rPr>
@@ -11043,7 +11043,7 @@
           <w:lang w:eastAsia="ja-JP"/>
           <w14:ligatures w14:val="none"/>
         </w:rPr>
-        <w:t xml:space="preserve">[38:21 - 38:33] </w:t>
+        <w:t xml:space="preserve"/>
       </w:r>
       <w:r>
         <w:rPr>
@@ -11082,7 +11082,7 @@
           <w14:ligatures w14:val="none"/>
         </w:rPr>
         <w:lastRenderedPageBreak/>
-        <w:t xml:space="preserve">[38:33 - 38:45] </w:t>
+        <w:t xml:space="preserve"/>
       </w:r>
       <w:r>
         <w:rPr>
@@ -11120,7 +11120,7 @@
           <w:lang w:eastAsia="ja-JP"/>
           <w14:ligatures w14:val="none"/>
         </w:rPr>
-        <w:t xml:space="preserve">[38:45 - 38:48] </w:t>
+        <w:t xml:space="preserve"/>
       </w:r>
       <w:r>
         <w:rPr>
@@ -11202,7 +11202,7 @@
           <w:lang w:eastAsia="ja-JP"/>
           <w14:ligatures w14:val="none"/>
         </w:rPr>
-        <w:t xml:space="preserve">[38:48 - 38:49] </w:t>
+        <w:t xml:space="preserve"/>
       </w:r>
       <w:r>
         <w:rPr>
@@ -11284,7 +11284,7 @@
           <w:lang w:eastAsia="ja-JP"/>
           <w14:ligatures w14:val="none"/>
         </w:rPr>
-        <w:t xml:space="preserve">[38:51 - 38:54] </w:t>
+        <w:t xml:space="preserve"/>
       </w:r>
       <w:r>
         <w:rPr>
@@ -11366,7 +11366,7 @@
           <w:lang w:eastAsia="ja-JP"/>
           <w14:ligatures w14:val="none"/>
         </w:rPr>
-        <w:t xml:space="preserve">[38:55 - 38:55] </w:t>
+        <w:t xml:space="preserve"/>
       </w:r>
       <w:r>
         <w:rPr>
@@ -11450,7 +11450,7 @@
           <w:lang w:eastAsia="ja-JP"/>
           <w14:ligatures w14:val="none"/>
         </w:rPr>
-        <w:t xml:space="preserve">[38:58 - 39:11] </w:t>
+        <w:t xml:space="preserve"/>
       </w:r>
       <w:r>
         <w:rPr>
@@ -11488,7 +11488,7 @@
           <w:lang w:eastAsia="ja-JP"/>
           <w14:ligatures w14:val="none"/>
         </w:rPr>
-        <w:t xml:space="preserve">[39:11 - 39:14] </w:t>
+        <w:t xml:space="preserve"/>
       </w:r>
       <w:r>
         <w:rPr>
@@ -11572,7 +11572,7 @@
           <w:lang w:eastAsia="ja-JP"/>
           <w14:ligatures w14:val="none"/>
         </w:rPr>
-        <w:t xml:space="preserve">[39:14 - 39:21] </w:t>
+        <w:t xml:space="preserve"/>
       </w:r>
       <w:r>
         <w:rPr>
@@ -11656,7 +11656,7 @@
           <w:lang w:eastAsia="ja-JP"/>
           <w14:ligatures w14:val="none"/>
         </w:rPr>
-        <w:t xml:space="preserve">[39:21 - 39:33] </w:t>
+        <w:t xml:space="preserve"/>
       </w:r>
       <w:r>
         <w:rPr>
@@ -11695,7 +11695,7 @@
           <w14:ligatures w14:val="none"/>
         </w:rPr>
         <w:lastRenderedPageBreak/>
-        <w:t xml:space="preserve">[39:33 - 39:44] </w:t>
+        <w:t xml:space="preserve"/>
       </w:r>
       <w:r>
         <w:rPr>
@@ -11733,7 +11733,7 @@
           <w:lang w:eastAsia="ja-JP"/>
           <w14:ligatures w14:val="none"/>
         </w:rPr>
-        <w:t xml:space="preserve">[39:44 - 39:57] </w:t>
+        <w:t xml:space="preserve"/>
       </w:r>
       <w:r>
         <w:rPr>
@@ -11771,7 +11771,7 @@
           <w:lang w:eastAsia="ja-JP"/>
           <w14:ligatures w14:val="none"/>
         </w:rPr>
-        <w:t xml:space="preserve">[39:57 - 40:09] </w:t>
+        <w:t xml:space="preserve"/>
       </w:r>
       <w:r>
         <w:rPr>
@@ -11809,7 +11809,7 @@
           <w:lang w:eastAsia="ja-JP"/>
           <w14:ligatures w14:val="none"/>
         </w:rPr>
-        <w:t xml:space="preserve">[40:09 - 40:21] </w:t>
+        <w:t xml:space="preserve"/>
       </w:r>
       <w:r>
         <w:rPr>
@@ -11847,7 +11847,7 @@
           <w:lang w:eastAsia="ja-JP"/>
           <w14:ligatures w14:val="none"/>
         </w:rPr>
-        <w:t xml:space="preserve">[40:21 - 40:33] </w:t>
+        <w:t xml:space="preserve"/>
       </w:r>
       <w:r>
         <w:rPr>
@@ -11885,7 +11885,7 @@
           <w:lang w:eastAsia="ja-JP"/>
           <w14:ligatures w14:val="none"/>
         </w:rPr>
-        <w:t xml:space="preserve">[40:33 - 40:44] </w:t>
+        <w:t xml:space="preserve"/>
       </w:r>
       <w:r>
         <w:rPr>
@@ -11923,7 +11923,7 @@
           <w:lang w:eastAsia="ja-JP"/>
           <w14:ligatures w14:val="none"/>
         </w:rPr>
-        <w:t xml:space="preserve">[40:44 - 40:57] </w:t>
+        <w:t xml:space="preserve"/>
       </w:r>
       <w:r>
         <w:rPr>
@@ -11961,7 +11961,7 @@
           <w:lang w:eastAsia="ja-JP"/>
           <w14:ligatures w14:val="none"/>
         </w:rPr>
-        <w:t xml:space="preserve">[40:57 - 41:09] </w:t>
+        <w:t xml:space="preserve"/>
       </w:r>
       <w:r>
         <w:rPr>
@@ -11999,7 +11999,7 @@
           <w:lang w:eastAsia="ja-JP"/>
           <w14:ligatures w14:val="none"/>
         </w:rPr>
-        <w:t xml:space="preserve">[41:10 - 41:22] </w:t>
+        <w:t xml:space="preserve"/>
       </w:r>
       <w:r>
         <w:rPr>
@@ -12037,7 +12037,7 @@
           <w:lang w:eastAsia="ja-JP"/>
           <w14:ligatures w14:val="none"/>
         </w:rPr>
-        <w:t xml:space="preserve">[41:22 - 41:35] </w:t>
+        <w:t xml:space="preserve"/>
       </w:r>
       <w:r>
         <w:rPr>
@@ -12075,7 +12075,7 @@
           <w:lang w:eastAsia="ja-JP"/>
           <w14:ligatures w14:val="none"/>
         </w:rPr>
-        <w:t xml:space="preserve">[41:35 - 41:45] </w:t>
+        <w:t xml:space="preserve"/>
       </w:r>
       <w:r>
         <w:rPr>
@@ -12114,7 +12114,7 @@
           <w14:ligatures w14:val="none"/>
         </w:rPr>
         <w:lastRenderedPageBreak/>
-        <w:t xml:space="preserve">[41:45 - 41:56] </w:t>
+        <w:t xml:space="preserve"/>
       </w:r>
       <w:r>
         <w:rPr>
@@ -12152,7 +12152,7 @@
           <w:lang w:eastAsia="ja-JP"/>
           <w14:ligatures w14:val="none"/>
         </w:rPr>
-        <w:t xml:space="preserve">[41:56 - 42:08] </w:t>
+        <w:t xml:space="preserve"/>
       </w:r>
       <w:r>
         <w:rPr>
@@ -12190,7 +12190,7 @@
           <w:lang w:eastAsia="ja-JP"/>
           <w14:ligatures w14:val="none"/>
         </w:rPr>
-        <w:t xml:space="preserve">[42:08 - 42:19] </w:t>
+        <w:t xml:space="preserve"/>
       </w:r>
       <w:r>
         <w:rPr>
@@ -12228,7 +12228,7 @@
           <w:lang w:eastAsia="ja-JP"/>
           <w14:ligatures w14:val="none"/>
         </w:rPr>
-        <w:t xml:space="preserve">[42:19 - 42:30] </w:t>
+        <w:t xml:space="preserve"/>
       </w:r>
       <w:r>
         <w:rPr>
@@ -12266,7 +12266,7 @@
           <w:lang w:eastAsia="ja-JP"/>
           <w14:ligatures w14:val="none"/>
         </w:rPr>
-        <w:t xml:space="preserve">[42:30 - 42:32] </w:t>
+        <w:t xml:space="preserve"/>
       </w:r>
       <w:r>
         <w:rPr>
@@ -12348,7 +12348,7 @@
           <w:lang w:eastAsia="ja-JP"/>
           <w14:ligatures w14:val="none"/>
         </w:rPr>
-        <w:t xml:space="preserve">[42:34 - 42:35] </w:t>
+        <w:t xml:space="preserve"/>
       </w:r>
       <w:r>
         <w:rPr>
@@ -12430,7 +12430,7 @@
           <w:lang w:eastAsia="ja-JP"/>
           <w14:ligatures w14:val="none"/>
         </w:rPr>
-        <w:t xml:space="preserve">[42:35 - 42:48] </w:t>
+        <w:t xml:space="preserve"/>
       </w:r>
       <w:r>
         <w:rPr>
@@ -12468,7 +12468,7 @@
           <w:lang w:eastAsia="ja-JP"/>
           <w14:ligatures w14:val="none"/>
         </w:rPr>
-        <w:t xml:space="preserve">[42:48 - 42:56] </w:t>
+        <w:t xml:space="preserve"/>
       </w:r>
       <w:r>
         <w:rPr>
@@ -12506,7 +12506,7 @@
           <w:lang w:eastAsia="ja-JP"/>
           <w14:ligatures w14:val="none"/>
         </w:rPr>
-        <w:t xml:space="preserve">[42:56 - 43:03] </w:t>
+        <w:t xml:space="preserve"/>
       </w:r>
       <w:r>
         <w:rPr>
@@ -12544,7 +12544,7 @@
           <w:lang w:eastAsia="ja-JP"/>
           <w14:ligatures w14:val="none"/>
         </w:rPr>
-        <w:t xml:space="preserve">[43:03 - 43:15] </w:t>
+        <w:t xml:space="preserve"/>
       </w:r>
       <w:r>
         <w:rPr>
@@ -12582,7 +12582,7 @@
           <w:lang w:eastAsia="ja-JP"/>
           <w14:ligatures w14:val="none"/>
         </w:rPr>
-        <w:t xml:space="preserve">[43:15 - 43:22] </w:t>
+        <w:t xml:space="preserve"/>
       </w:r>
       <w:r>
         <w:rPr>
@@ -12665,7 +12665,7 @@
           <w14:ligatures w14:val="none"/>
         </w:rPr>
         <w:lastRenderedPageBreak/>
-        <w:t xml:space="preserve">[43:22 - 43:35] </w:t>
+        <w:t xml:space="preserve"/>
       </w:r>
       <w:r>
         <w:rPr>
@@ -12703,7 +12703,7 @@
           <w:lang w:eastAsia="ja-JP"/>
           <w14:ligatures w14:val="none"/>
         </w:rPr>
-        <w:t xml:space="preserve">[43:36 - 43:48] </w:t>
+        <w:t xml:space="preserve"/>
       </w:r>
       <w:r>
         <w:rPr>
@@ -12741,7 +12741,7 @@
           <w:lang w:eastAsia="ja-JP"/>
           <w14:ligatures w14:val="none"/>
         </w:rPr>
-        <w:t xml:space="preserve">[43:48 - 43:59] </w:t>
+        <w:t xml:space="preserve"/>
       </w:r>
       <w:r>
         <w:rPr>
@@ -12779,7 +12779,7 @@
           <w:lang w:eastAsia="ja-JP"/>
           <w14:ligatures w14:val="none"/>
         </w:rPr>
-        <w:t xml:space="preserve">[43:59 - 44:05] </w:t>
+        <w:t xml:space="preserve"/>
       </w:r>
       <w:r>
         <w:rPr>
@@ -12861,7 +12861,7 @@
           <w:lang w:eastAsia="ja-JP"/>
           <w14:ligatures w14:val="none"/>
         </w:rPr>
-        <w:t xml:space="preserve">[44:05 - 44:14] </w:t>
+        <w:t xml:space="preserve"/>
       </w:r>
       <w:r>
         <w:rPr>
@@ -12899,7 +12899,7 @@
           <w:lang w:eastAsia="ja-JP"/>
           <w14:ligatures w14:val="none"/>
         </w:rPr>
-        <w:t xml:space="preserve">[44:14 - 44:21] </w:t>
+        <w:t xml:space="preserve"/>
       </w:r>
       <w:r>
         <w:rPr>
@@ -12981,7 +12981,7 @@
           <w:lang w:eastAsia="ja-JP"/>
           <w14:ligatures w14:val="none"/>
         </w:rPr>
-        <w:t xml:space="preserve">[44:21 - 44:34] </w:t>
+        <w:t xml:space="preserve"/>
       </w:r>
       <w:r>
         <w:rPr>
@@ -13065,7 +13065,7 @@
           <w:lang w:eastAsia="ja-JP"/>
           <w14:ligatures w14:val="none"/>
         </w:rPr>
-        <w:t xml:space="preserve">[44:35 - 44:44] </w:t>
+        <w:t xml:space="preserve"/>
       </w:r>
       <w:r>
         <w:rPr>
@@ -13103,7 +13103,7 @@
           <w:lang w:eastAsia="ja-JP"/>
           <w14:ligatures w14:val="none"/>
         </w:rPr>
-        <w:t xml:space="preserve">[44:44 - 44:50] </w:t>
+        <w:t xml:space="preserve"/>
       </w:r>
       <w:r>
         <w:rPr>
@@ -13186,7 +13186,7 @@
           <w14:ligatures w14:val="none"/>
         </w:rPr>
         <w:lastRenderedPageBreak/>
-        <w:t xml:space="preserve">[44:50 - 45:01] </w:t>
+        <w:t xml:space="preserve"/>
       </w:r>
       <w:r>
         <w:rPr>
@@ -13224,7 +13224,7 @@
           <w:lang w:eastAsia="ja-JP"/>
           <w14:ligatures w14:val="none"/>
         </w:rPr>
-        <w:t xml:space="preserve">[45:01 - 45:05] </w:t>
+        <w:t xml:space="preserve"/>
       </w:r>
       <w:r>
         <w:rPr>
@@ -13306,7 +13306,7 @@
           <w:lang w:eastAsia="ja-JP"/>
           <w14:ligatures w14:val="none"/>
         </w:rPr>
-        <w:t xml:space="preserve">[45:05 - 45:12] </w:t>
+        <w:t xml:space="preserve"/>
       </w:r>
       <w:r>
         <w:rPr>
